--- a/05_Website_Angular/docs/Linaw-PH-Explained-Simply.docx
+++ b/05_Website_Angular/docs/Linaw-PH-Explained-Simply.docx
@@ -1487,7 +1487,7 @@
     </w:p>
     <w:p>
       <w:r>
-        <w:t>When you add a skill, the builder asks where you used it. You must pick something already on your own resume — a job, a project, a certification, or a course. You cannot type it freely.</w:t>
+        <w:t>When you add a skill, the builder asks where you used it. You must pick something already on your own resume — a job, a project, a certification, a course, or the resume file you uploaded. You cannot type it freely. The uploaded file is on the list so that a resume read out of a document is not worth less than the same resume typed in by hand.</w:t>
       </w:r>
     </w:p>
     <w:p>

--- a/05_Website_Angular/docs/Linaw-PH-Explained-Simply.docx
+++ b/05_Website_Angular/docs/Linaw-PH-Explained-Simply.docx
@@ -6885,7 +6885,7 @@
                 <w:sz w:val="19"/>
                 <w:szCs w:val="19"/>
               </w:rPr>
-              <w:t>A rule the storage enforces by itself. An application status can only be one of six words; anything else is refused, even if our code asked for it. We have 16.</w:t>
+              <w:t>A rule the storage enforces by itself. An application status can only be one of ten words; anything else is refused, even if our code asked for it. We have 16.</w:t>
             </w:r>
           </w:p>
         </w:tc>
@@ -7038,7 +7038,7 @@
                 <w:sz w:val="19"/>
                 <w:szCs w:val="19"/>
               </w:rPr>
-              <w:t>A check that runs automatically every time we change the code, so a thing we fixed once cannot quietly come back. We have 173.</w:t>
+              <w:t>A check that runs automatically every time we change the code, so a thing we fixed once cannot quietly come back. We have 222.</w:t>
             </w:r>
           </w:p>
         </w:tc>

--- a/05_Website_Angular/docs/Linaw-PH-Explained-Simply.docx
+++ b/05_Website_Angular/docs/Linaw-PH-Explained-Simply.docx
@@ -7038,7 +7038,7 @@
                 <w:sz w:val="19"/>
                 <w:szCs w:val="19"/>
               </w:rPr>
-              <w:t>A check that runs automatically every time we change the code, so a thing we fixed once cannot quietly come back. We have 222.</w:t>
+              <w:t>A check that runs automatically every time we change the code, so a thing we fixed once cannot quietly come back. We have 228.</w:t>
             </w:r>
           </w:p>
         </w:tc>
